--- a/public/documents/templates/cas/certification-template.docx
+++ b/public/documents/templates/cas/certification-template.docx
@@ -457,7 +457,7 @@
           <w:szCs w:val="24"/>
           <w:u w:val="single"/>
         </w:rPr>
-        <w:t>NEGROS ORIENTAL STATE UNIVERSITY-BAYAWAN-STA.CATLINA CAMPUS</w:t>
+        <w:t>${campus_name}</w:t>
       </w:r>
     </w:p>
     <w:p>

--- a/public/documents/templates/cas/certification-template.docx
+++ b/public/documents/templates/cas/certification-template.docx
@@ -19,23 +19,23 @@
           <w:sz w:val="24"/>
           <w:szCs w:val="24"/>
         </w:rPr>
-        <w:t xml:space="preserve">NORSU-BSC </w:t>
-      </w:r>
-      <w:r>
-        <w:rPr>
-          <w:rFonts w:ascii="Arial Narrow" w:hAnsi="Arial Narrow"/>
-          <w:sz w:val="24"/>
-          <w:szCs w:val="24"/>
-        </w:rPr>
-        <w:t>MIS</w:t>
-      </w:r>
-      <w:r>
-        <w:rPr>
-          <w:rFonts w:ascii="Arial Narrow" w:hAnsi="Arial Narrow"/>
-          <w:sz w:val="24"/>
-          <w:szCs w:val="24"/>
-        </w:rPr>
-        <w:t xml:space="preserve"> OFFICE</w:t>
+        <w:t xml:space="preserve">${company_name}</w:t>
+      </w:r>
+      <w:r>
+        <w:rPr>
+          <w:rFonts w:ascii="Arial Narrow" w:hAnsi="Arial Narrow"/>
+          <w:sz w:val="24"/>
+          <w:szCs w:val="24"/>
+        </w:rPr>
+        <w:t/>
+      </w:r>
+      <w:r>
+        <w:rPr>
+          <w:rFonts w:ascii="Arial Narrow" w:hAnsi="Arial Narrow"/>
+          <w:sz w:val="24"/>
+          <w:szCs w:val="24"/>
+        </w:rPr>
+        <w:t xml:space="preserve"/>
       </w:r>
     </w:p>
     <w:p>
@@ -55,7 +55,7 @@
           <w:sz w:val="24"/>
           <w:szCs w:val="24"/>
         </w:rPr>
-        <w:t>Negros Oriental State University - BSC</w:t>
+        <w:t>${company_agency}</w:t>
       </w:r>
     </w:p>
     <w:p>
@@ -76,7 +76,7 @@
           <w:sz w:val="24"/>
           <w:szCs w:val="24"/>
         </w:rPr>
-        <w:t>Bayawan</w:t>
+        <w:t>${company_city_line}</w:t>
       </w:r>
       <w:proofErr w:type="spellEnd"/>
       <w:r>
@@ -85,7 +85,7 @@
           <w:sz w:val="24"/>
           <w:szCs w:val="24"/>
         </w:rPr>
-        <w:t xml:space="preserve"> City, Negros Oriental</w:t>
+        <w:t xml:space="preserve"/>
       </w:r>
     </w:p>
     <w:p>
@@ -106,7 +106,7 @@
           <w:sz w:val="24"/>
           <w:szCs w:val="24"/>
         </w:rPr>
-        <w:t>6221 Philippines</w:t>
+        <w:t>${company_postal_line}</w:t>
       </w:r>
     </w:p>
     <w:p>
